--- a/Project Rooms/Contract for Deed/output/320 Rose - Term Sheet - DRAFT.docx
+++ b/Project Rooms/Contract for Deed/output/320 Rose - Term Sheet - DRAFT.docx
@@ -217,7 +217,7 @@
               <w:rPr>
                 <w:b w:val="0"/>
               </w:rPr>
-              <w:t>Ever Cardoza and Maria Sarmiento</w:t>
+              <w:t>Ever Amarildo Cardoza Bolanos and Maria Geraldina Sarmiento</w:t>
             </w:r>
           </w:p>
         </w:tc>

--- a/Project Rooms/Contract for Deed/output/320 Rose - Term Sheet - DRAFT.docx
+++ b/Project Rooms/Contract for Deed/output/320 Rose - Term Sheet - DRAFT.docx
@@ -369,7 +369,7 @@
               <w:rPr>
                 <w:b w:val="0"/>
               </w:rPr>
-              <w:t>1765676891</w:t>
+              <w:t>0104931</w:t>
             </w:r>
           </w:p>
         </w:tc>
@@ -1043,7 +1043,7 @@
         <w:pStyle w:val="ListBullet"/>
       </w:pPr>
       <w:r>
-        <w:t>1st mortgage to Shellpoint of 122,713.02</w:t>
+        <w:t>First Position Mortgage to Shellpoint in the amount of approximately $122,713.02</w:t>
       </w:r>
     </w:p>
     <w:p>
@@ -1051,7 +1051,7 @@
         <w:pStyle w:val="ListBullet"/>
       </w:pPr>
       <w:r>
-        <w:t>Deferred Balance of 54,532.00</w:t>
+        <w:t>Deferred Balance of $54,532.00.</w:t>
       </w:r>
     </w:p>
     <w:p>
@@ -1059,7 +1059,7 @@
         <w:pStyle w:val="ListBullet"/>
       </w:pPr>
       <w:r>
-        <w:t>A lien of 100,000.00</w:t>
+        <w:t>Lien to Poyner Spruill Attorneys at Law in the amount of $100,000.00.</w:t>
       </w:r>
     </w:p>
     <w:p>
@@ -1131,6 +1131,7 @@
       </w:r>
     </w:p>
     <w:sectPr>
+      <w:footerReference w:type="default" r:id="rId9"/>
       <w:pgSz w:w="12240" w:h="15840"/>
       <w:pgMar w:top="1440" w:right="1440" w:bottom="1440" w:left="1440" w:header="720" w:footer="720" w:gutter="0"/>
       <w:cols w:space="720"/>
@@ -1138,6 +1139,51 @@
     </w:sectPr>
   </w:body>
 </w:document>
+</file>
+
+<file path=word/footer1.xml><?xml version="1.0" encoding="utf-8"?>
+<w:ftr xmlns:m="http://schemas.openxmlformats.org/officeDocument/2006/math" xmlns:mc="http://schemas.openxmlformats.org/markup-compatibility/2006" xmlns:mo="http://schemas.microsoft.com/office/mac/office/2008/main" xmlns:mv="urn:schemas-microsoft-com:mac:vml" xmlns:o="urn:schemas-microsoft-com:office:office" xmlns:r="http://schemas.openxmlformats.org/officeDocument/2006/relationships" xmlns:v="urn:schemas-microsoft-com:vml" xmlns:w10="urn:schemas-microsoft-com:office:word" xmlns:w14="http://schemas.microsoft.com/office/word/2010/wordml" xmlns:w="http://schemas.openxmlformats.org/wordprocessingml/2006/main" xmlns:wne="http://schemas.microsoft.com/office/word/2006/wordml" xmlns:wp14="http://schemas.microsoft.com/office/word/2010/wordprocessingDrawing" xmlns:wp="http://schemas.openxmlformats.org/drawingml/2006/wordprocessingDrawing" xmlns:wpc="http://schemas.microsoft.com/office/word/2010/wordprocessingCanvas" xmlns:wpg="http://schemas.microsoft.com/office/word/2010/wordprocessingGroup" xmlns:wpi="http://schemas.microsoft.com/office/word/2010/wordprocessingInk" xmlns:wps="http://schemas.microsoft.com/office/word/2010/wordprocessingShape" mc:Ignorable="w14 wp14">
+  <w:p>
+    <w:pPr>
+      <w:pStyle w:val="Footer"/>
+      <w:spacing w:before="0" w:after="0"/>
+      <w:jc w:val="center"/>
+    </w:pPr>
+    <w:r/>
+    <w:r>
+      <w:rPr>
+        <w:sz w:val="18"/>
+      </w:rPr>
+      <w:t xml:space="preserve">Page </w:t>
+    </w:r>
+    <w:r>
+      <w:fldChar w:fldCharType="begin"/>
+      <w:instrText xml:space="preserve">PAGE</w:instrText>
+      <w:fldChar w:fldCharType="separate"/>
+      <w:t>1</w:t>
+      <w:fldChar w:fldCharType="end"/>
+    </w:r>
+    <w:r>
+      <w:rPr>
+        <w:sz w:val="18"/>
+      </w:rPr>
+      <w:t xml:space="preserve"> of </w:t>
+    </w:r>
+    <w:r>
+      <w:fldChar w:fldCharType="begin"/>
+      <w:instrText xml:space="preserve">NUMPAGES</w:instrText>
+      <w:fldChar w:fldCharType="separate"/>
+      <w:t>1</w:t>
+      <w:fldChar w:fldCharType="end"/>
+    </w:r>
+    <w:r>
+      <w:rPr>
+        <w:sz w:val="18"/>
+      </w:rPr>
+      <w:t xml:space="preserve"> | 26-06-17 V1</w:t>
+    </w:r>
+  </w:p>
+</w:ftr>
 </file>
 
 <file path=word/numbering.xml><?xml version="1.0" encoding="utf-8"?>
